--- a/fra/docx/003.content.docx
+++ b/fra/docx/003.content.docx
@@ -19,7 +19,7 @@
         <w:rPr>
           <w:lang w:val="fr_FR" w:bidi="fr_FR"/>
         </w:rPr>
-        <w:t>Resource: Tyndale Open Study Notes</w:t>
+        <w:t>Resource: Aquifer Open Study Notes (Profiles)</w:t>
       </w:r>
       <w:r>
         <w:rPr>
@@ -112,7 +112,7 @@
         <w:rPr>
           <w:lang w:val="fr_FR" w:bidi="fr_FR"/>
         </w:rPr>
-        <w:t>Tyndale Open Study Notes</w:t>
+        <w:t>Aquifer Open Study Notes (Profiles)</w:t>
       </w:r>
     </w:p>
     <w:p>

--- a/fra/docx/003.content.docx
+++ b/fra/docx/003.content.docx
@@ -233,54 +233,36 @@
         </w:rPr>
         <w:t>Caleb est un exemple inspirant de foi en Dieu. Fils de Jephunné le Kénizzite (</w:t>
       </w:r>
-      <w:hyperlink r:id="rId13">
-        <w:r>
-          <w:rPr>
-            <w:lang w:val="fr_FR" w:bidi="fr_FR"/>
-          </w:rPr>
-          <w:rPr>
-            <w:color w:val="0000EE"/>
-            <w:u w:val="single"/>
-          </w:rPr>
-          <w:t>Jos 14.6</w:t>
-        </w:r>
-      </w:hyperlink>
+      <w:r>
+        <w:rPr>
+          <w:lang w:val="fr_FR" w:bidi="fr_FR"/>
+        </w:rPr>
+        <w:t>Jos 14.6</w:t>
+      </w:r>
       <w:r>
         <w:rPr>
           <w:lang w:val="fr_FR" w:bidi="fr_FR"/>
         </w:rPr>
         <w:t xml:space="preserve"> ; </w:t>
       </w:r>
-      <w:hyperlink r:id="rId14">
-        <w:r>
-          <w:rPr>
-            <w:lang w:val="fr_FR" w:bidi="fr_FR"/>
-          </w:rPr>
-          <w:rPr>
-            <w:color w:val="0000EE"/>
-            <w:u w:val="single"/>
-          </w:rPr>
-          <w:t>Nb 32.12</w:t>
-        </w:r>
-      </w:hyperlink>
+      <w:r>
+        <w:rPr>
+          <w:lang w:val="fr_FR" w:bidi="fr_FR"/>
+        </w:rPr>
+        <w:t>Nb 32.12</w:t>
+      </w:r>
       <w:r>
         <w:rPr>
           <w:lang w:val="fr_FR" w:bidi="fr_FR"/>
         </w:rPr>
         <w:t xml:space="preserve">), il appartenait au peuple des Kénizzites, qui peuplait le Néguev, la vaste région désertique située au sud de Canaan (voir </w:t>
       </w:r>
-      <w:hyperlink r:id="rId15">
-        <w:r>
-          <w:rPr>
-            <w:lang w:val="fr_FR" w:bidi="fr_FR"/>
-          </w:rPr>
-          <w:rPr>
-            <w:color w:val="0000EE"/>
-            <w:u w:val="single"/>
-          </w:rPr>
-          <w:t>Gn 15.18–21</w:t>
-        </w:r>
-      </w:hyperlink>
+      <w:r>
+        <w:rPr>
+          <w:lang w:val="fr_FR" w:bidi="fr_FR"/>
+        </w:rPr>
+        <w:t>Gn 15.18–21</w:t>
+      </w:r>
       <w:r>
         <w:rPr>
           <w:lang w:val="fr_FR" w:bidi="fr_FR"/>
@@ -301,54 +283,36 @@
         </w:rPr>
         <w:t>Caleb apparaît d'abord comme l’un des douze espions que Moïse envoya explorer le pays de Canaan. À leur retour, bien que tous reconnurent la beauté du pays, dix d’entre eux se focalisèrent sur la redoutable armée qui l’habitait (</w:t>
       </w:r>
-      <w:hyperlink r:id="rId16">
-        <w:r>
-          <w:rPr>
-            <w:lang w:val="fr_FR" w:bidi="fr_FR"/>
-          </w:rPr>
-          <w:rPr>
-            <w:color w:val="0000EE"/>
-            <w:u w:val="single"/>
-          </w:rPr>
-          <w:t>Nb 13.31–33</w:t>
-        </w:r>
-      </w:hyperlink>
+      <w:r>
+        <w:rPr>
+          <w:lang w:val="fr_FR" w:bidi="fr_FR"/>
+        </w:rPr>
+        <w:t>Nb 13.31–33</w:t>
+      </w:r>
       <w:r>
         <w:rPr>
           <w:lang w:val="fr_FR" w:bidi="fr_FR"/>
         </w:rPr>
         <w:t>). Seuls Josué et Caleb exprimèrent la conviction que, fort de l’aide divine, Israël serait capable de vaincre les Cananéens (</w:t>
       </w:r>
-      <w:hyperlink r:id="rId17">
-        <w:r>
-          <w:rPr>
-            <w:lang w:val="fr_FR" w:bidi="fr_FR"/>
-          </w:rPr>
-          <w:rPr>
-            <w:color w:val="0000EE"/>
-            <w:u w:val="single"/>
-          </w:rPr>
-          <w:t>Nb 14.6–9</w:t>
-        </w:r>
-      </w:hyperlink>
+      <w:r>
+        <w:rPr>
+          <w:lang w:val="fr_FR" w:bidi="fr_FR"/>
+        </w:rPr>
+        <w:t>Nb 14.6–9</w:t>
+      </w:r>
       <w:r>
         <w:rPr>
           <w:lang w:val="fr_FR" w:bidi="fr_FR"/>
         </w:rPr>
         <w:t>), conseillant de prendre le pays sans délai (</w:t>
       </w:r>
-      <w:hyperlink r:id="rId18">
-        <w:r>
-          <w:rPr>
-            <w:lang w:val="fr_FR" w:bidi="fr_FR"/>
-          </w:rPr>
-          <w:rPr>
-            <w:color w:val="0000EE"/>
-            <w:u w:val="single"/>
-          </w:rPr>
-          <w:t>Nb 13.30</w:t>
-        </w:r>
-      </w:hyperlink>
+      <w:r>
+        <w:rPr>
+          <w:lang w:val="fr_FR" w:bidi="fr_FR"/>
+        </w:rPr>
+        <w:t>Nb 13.30</w:t>
+      </w:r>
       <w:r>
         <w:rPr>
           <w:lang w:val="fr_FR" w:bidi="fr_FR"/>
@@ -369,36 +333,24 @@
         </w:rPr>
         <w:t>Le peuple voulut alors lapider Caleb et Josué (</w:t>
       </w:r>
-      <w:hyperlink r:id="rId19">
-        <w:r>
-          <w:rPr>
-            <w:lang w:val="fr_FR" w:bidi="fr_FR"/>
-          </w:rPr>
-          <w:rPr>
-            <w:color w:val="0000EE"/>
-            <w:u w:val="single"/>
-          </w:rPr>
-          <w:t>Nb 14.10</w:t>
-        </w:r>
-      </w:hyperlink>
+      <w:r>
+        <w:rPr>
+          <w:lang w:val="fr_FR" w:bidi="fr_FR"/>
+        </w:rPr>
+        <w:t>Nb 14.10</w:t>
+      </w:r>
       <w:r>
         <w:rPr>
           <w:lang w:val="fr_FR" w:bidi="fr_FR"/>
         </w:rPr>
         <w:t>), mais Dieu les protégea en punissant les récalcitrants (</w:t>
       </w:r>
-      <w:hyperlink r:id="rId20">
-        <w:r>
-          <w:rPr>
-            <w:lang w:val="fr_FR" w:bidi="fr_FR"/>
-          </w:rPr>
-          <w:rPr>
-            <w:color w:val="0000EE"/>
-            <w:u w:val="single"/>
-          </w:rPr>
-          <w:t>Nb 14.11–38</w:t>
-        </w:r>
-      </w:hyperlink>
+      <w:r>
+        <w:rPr>
+          <w:lang w:val="fr_FR" w:bidi="fr_FR"/>
+        </w:rPr>
+        <w:t>Nb 14.11–38</w:t>
+      </w:r>
       <w:r>
         <w:rPr>
           <w:lang w:val="fr_FR" w:bidi="fr_FR"/>
@@ -419,72 +371,48 @@
         </w:rPr>
         <w:t>Après de longues années d'errance dans le désert et de multiples combats, Caleb reçut enfin son héritage en Canaan (</w:t>
       </w:r>
-      <w:hyperlink r:id="rId21">
-        <w:r>
-          <w:rPr>
-            <w:lang w:val="fr_FR" w:bidi="fr_FR"/>
-          </w:rPr>
-          <w:rPr>
-            <w:color w:val="0000EE"/>
-            <w:u w:val="single"/>
-          </w:rPr>
-          <w:t>Jos 14.6–15</w:t>
-        </w:r>
-      </w:hyperlink>
+      <w:r>
+        <w:rPr>
+          <w:lang w:val="fr_FR" w:bidi="fr_FR"/>
+        </w:rPr>
+        <w:t>Jos 14.6–15</w:t>
+      </w:r>
       <w:r>
         <w:rPr>
           <w:lang w:val="fr_FR" w:bidi="fr_FR"/>
         </w:rPr>
         <w:t>). Sa foi demeura inébranlable pendant quarante-cinq ans, et même à l'âge de quatre-vingt-cinq ans, il conservait la force et le courage d'un jeune guerrier. Son histoire montre la noblesse de son caractère et sa ferme espérance en Dieu. Caleb s'appropria la terre d'Hébron en chassant les géants Anakites, ces redoutables géants qui avaient jadis semé la terreur parmi les premiers éclaireurs (</w:t>
       </w:r>
-      <w:hyperlink r:id="rId22">
-        <w:r>
-          <w:rPr>
-            <w:lang w:val="fr_FR" w:bidi="fr_FR"/>
-          </w:rPr>
-          <w:rPr>
-            <w:color w:val="0000EE"/>
-            <w:u w:val="single"/>
-          </w:rPr>
-          <w:t>Jos 15.13–14</w:t>
-        </w:r>
-      </w:hyperlink>
+      <w:r>
+        <w:rPr>
+          <w:lang w:val="fr_FR" w:bidi="fr_FR"/>
+        </w:rPr>
+        <w:t>Jos 15.13–14</w:t>
+      </w:r>
       <w:r>
         <w:rPr>
           <w:lang w:val="fr_FR" w:bidi="fr_FR"/>
         </w:rPr>
         <w:t xml:space="preserve"> ; voir </w:t>
       </w:r>
-      <w:hyperlink r:id="rId23">
-        <w:r>
-          <w:rPr>
-            <w:lang w:val="fr_FR" w:bidi="fr_FR"/>
-          </w:rPr>
-          <w:rPr>
-            <w:color w:val="0000EE"/>
-            <w:u w:val="single"/>
-          </w:rPr>
-          <w:t>Nb 13.28</w:t>
-        </w:r>
-      </w:hyperlink>
+      <w:r>
+        <w:rPr>
+          <w:lang w:val="fr_FR" w:bidi="fr_FR"/>
+        </w:rPr>
+        <w:t>Nb 13.28</w:t>
+      </w:r>
       <w:r>
         <w:rPr>
           <w:lang w:val="fr_FR" w:bidi="fr_FR"/>
         </w:rPr>
         <w:t xml:space="preserve">, </w:t>
       </w:r>
-      <w:hyperlink r:id="rId24">
-        <w:r>
-          <w:rPr>
-            <w:lang w:val="fr_FR" w:bidi="fr_FR"/>
-          </w:rPr>
-          <w:rPr>
-            <w:color w:val="0000EE"/>
-            <w:u w:val="single"/>
-          </w:rPr>
-          <w:t>33</w:t>
-        </w:r>
-      </w:hyperlink>
+      <w:r>
+        <w:rPr>
+          <w:lang w:val="fr_FR" w:bidi="fr_FR"/>
+        </w:rPr>
+        <w:t>33</w:t>
+      </w:r>
       <w:r>
         <w:rPr>
           <w:lang w:val="fr_FR" w:bidi="fr_FR"/>
@@ -517,36 +445,24 @@
         </w:rPr>
         <w:t>devint un lieu de résidence pour les Lévites et une ville de refuge pour le peuple (</w:t>
       </w:r>
-      <w:hyperlink r:id="rId25">
-        <w:r>
-          <w:rPr>
-            <w:lang w:val="fr_FR" w:bidi="fr_FR"/>
-          </w:rPr>
-          <w:rPr>
-            <w:color w:val="0000EE"/>
-            <w:u w:val="single"/>
-          </w:rPr>
-          <w:t>Jos 21.13</w:t>
-        </w:r>
-      </w:hyperlink>
+      <w:r>
+        <w:rPr>
+          <w:lang w:val="fr_FR" w:bidi="fr_FR"/>
+        </w:rPr>
+        <w:t>Jos 21.13</w:t>
+      </w:r>
       <w:r>
         <w:rPr>
           <w:lang w:val="fr_FR" w:bidi="fr_FR"/>
         </w:rPr>
         <w:t xml:space="preserve"> ; </w:t>
       </w:r>
-      <w:hyperlink r:id="rId26">
-        <w:r>
-          <w:rPr>
-            <w:lang w:val="fr_FR" w:bidi="fr_FR"/>
-          </w:rPr>
-          <w:rPr>
-            <w:color w:val="0000EE"/>
-            <w:u w:val="single"/>
-          </w:rPr>
-          <w:t>1Ch 6.54–57</w:t>
-        </w:r>
-      </w:hyperlink>
+      <w:r>
+        <w:rPr>
+          <w:lang w:val="fr_FR" w:bidi="fr_FR"/>
+        </w:rPr>
+        <w:t>1Ch 6.54–57</w:t>
+      </w:r>
       <w:r>
         <w:rPr>
           <w:lang w:val="fr_FR" w:bidi="fr_FR"/>
@@ -590,180 +506,120 @@
           <w:lang w:val="fr_FR" w:bidi="fr_FR"/>
         </w:rPr>
       </w:r>
-      <w:hyperlink r:id="rId27">
-        <w:r>
-          <w:rPr>
-            <w:lang w:val="fr_FR" w:bidi="fr_FR"/>
-          </w:rPr>
-          <w:rPr>
-            <w:color w:val="0000EE"/>
-            <w:u w:val="single"/>
-          </w:rPr>
-          <w:t>Nombres 13.1–14.38</w:t>
-        </w:r>
-      </w:hyperlink>
+      <w:r>
+        <w:rPr>
+          <w:lang w:val="fr_FR" w:bidi="fr_FR"/>
+        </w:rPr>
+        <w:t>Nombres 13.1–14.38</w:t>
+      </w:r>
       <w:r>
         <w:rPr>
           <w:lang w:val="fr_FR" w:bidi="fr_FR"/>
         </w:rPr>
         <w:t xml:space="preserve"> ; </w:t>
       </w:r>
-      <w:hyperlink r:id="rId28">
-        <w:r>
-          <w:rPr>
-            <w:lang w:val="fr_FR" w:bidi="fr_FR"/>
-          </w:rPr>
-          <w:rPr>
-            <w:color w:val="0000EE"/>
-            <w:u w:val="single"/>
-          </w:rPr>
-          <w:t>26.65</w:t>
-        </w:r>
-      </w:hyperlink>
+      <w:r>
+        <w:rPr>
+          <w:lang w:val="fr_FR" w:bidi="fr_FR"/>
+        </w:rPr>
+        <w:t>26.65</w:t>
+      </w:r>
       <w:r>
         <w:rPr>
           <w:lang w:val="fr_FR" w:bidi="fr_FR"/>
         </w:rPr>
         <w:t xml:space="preserve"> ; </w:t>
       </w:r>
-      <w:hyperlink r:id="rId14">
-        <w:r>
-          <w:rPr>
-            <w:lang w:val="fr_FR" w:bidi="fr_FR"/>
-          </w:rPr>
-          <w:rPr>
-            <w:color w:val="0000EE"/>
-            <w:u w:val="single"/>
-          </w:rPr>
-          <w:t>32.12</w:t>
-        </w:r>
-      </w:hyperlink>
+      <w:r>
+        <w:rPr>
+          <w:lang w:val="fr_FR" w:bidi="fr_FR"/>
+        </w:rPr>
+        <w:t>32.12</w:t>
+      </w:r>
       <w:r>
         <w:rPr>
           <w:lang w:val="fr_FR" w:bidi="fr_FR"/>
         </w:rPr>
         <w:t xml:space="preserve"> ; </w:t>
       </w:r>
-      <w:hyperlink r:id="rId29">
-        <w:r>
-          <w:rPr>
-            <w:lang w:val="fr_FR" w:bidi="fr_FR"/>
-          </w:rPr>
-          <w:rPr>
-            <w:color w:val="0000EE"/>
-            <w:u w:val="single"/>
-          </w:rPr>
-          <w:t>34.19</w:t>
-        </w:r>
-      </w:hyperlink>
+      <w:r>
+        <w:rPr>
+          <w:lang w:val="fr_FR" w:bidi="fr_FR"/>
+        </w:rPr>
+        <w:t>34.19</w:t>
+      </w:r>
       <w:r>
         <w:rPr>
           <w:lang w:val="fr_FR" w:bidi="fr_FR"/>
         </w:rPr>
         <w:t xml:space="preserve"> ; </w:t>
       </w:r>
-      <w:hyperlink r:id="rId30">
-        <w:r>
-          <w:rPr>
-            <w:lang w:val="fr_FR" w:bidi="fr_FR"/>
-          </w:rPr>
-          <w:rPr>
-            <w:color w:val="0000EE"/>
-            <w:u w:val="single"/>
-          </w:rPr>
-          <w:t>Deutéronome 1.36</w:t>
-        </w:r>
-      </w:hyperlink>
+      <w:r>
+        <w:rPr>
+          <w:lang w:val="fr_FR" w:bidi="fr_FR"/>
+        </w:rPr>
+        <w:t>Deutéronome 1.36</w:t>
+      </w:r>
       <w:r>
         <w:rPr>
           <w:lang w:val="fr_FR" w:bidi="fr_FR"/>
         </w:rPr>
         <w:t xml:space="preserve"> ; </w:t>
       </w:r>
-      <w:hyperlink r:id="rId21">
-        <w:r>
-          <w:rPr>
-            <w:lang w:val="fr_FR" w:bidi="fr_FR"/>
-          </w:rPr>
-          <w:rPr>
-            <w:color w:val="0000EE"/>
-            <w:u w:val="single"/>
-          </w:rPr>
-          <w:t>Josué 14.6–15</w:t>
-        </w:r>
-      </w:hyperlink>
+      <w:r>
+        <w:rPr>
+          <w:lang w:val="fr_FR" w:bidi="fr_FR"/>
+        </w:rPr>
+        <w:t>Josué 14.6–15</w:t>
+      </w:r>
       <w:r>
         <w:rPr>
           <w:lang w:val="fr_FR" w:bidi="fr_FR"/>
         </w:rPr>
         <w:t xml:space="preserve"> ; </w:t>
       </w:r>
-      <w:hyperlink r:id="rId31">
-        <w:r>
-          <w:rPr>
-            <w:lang w:val="fr_FR" w:bidi="fr_FR"/>
-          </w:rPr>
-          <w:rPr>
-            <w:color w:val="0000EE"/>
-            <w:u w:val="single"/>
-          </w:rPr>
-          <w:t>15.13–19</w:t>
-        </w:r>
-      </w:hyperlink>
+      <w:r>
+        <w:rPr>
+          <w:lang w:val="fr_FR" w:bidi="fr_FR"/>
+        </w:rPr>
+        <w:t>15.13–19</w:t>
+      </w:r>
       <w:r>
         <w:rPr>
           <w:lang w:val="fr_FR" w:bidi="fr_FR"/>
         </w:rPr>
         <w:t xml:space="preserve"> ; </w:t>
       </w:r>
-      <w:hyperlink r:id="rId32">
-        <w:r>
-          <w:rPr>
-            <w:lang w:val="fr_FR" w:bidi="fr_FR"/>
-          </w:rPr>
-          <w:rPr>
-            <w:color w:val="0000EE"/>
-            <w:u w:val="single"/>
-          </w:rPr>
-          <w:t>Juges 1.11–15</w:t>
-        </w:r>
-      </w:hyperlink>
+      <w:r>
+        <w:rPr>
+          <w:lang w:val="fr_FR" w:bidi="fr_FR"/>
+        </w:rPr>
+        <w:t>Juges 1.11–15</w:t>
+      </w:r>
       <w:r>
         <w:rPr>
           <w:lang w:val="fr_FR" w:bidi="fr_FR"/>
         </w:rPr>
         <w:t xml:space="preserve">, </w:t>
       </w:r>
-      <w:hyperlink r:id="rId33">
-        <w:r>
-          <w:rPr>
-            <w:lang w:val="fr_FR" w:bidi="fr_FR"/>
-          </w:rPr>
-          <w:rPr>
-            <w:color w:val="0000EE"/>
-            <w:u w:val="single"/>
-          </w:rPr>
-          <w:t>20</w:t>
-        </w:r>
-      </w:hyperlink>
+      <w:r>
+        <w:rPr>
+          <w:lang w:val="fr_FR" w:bidi="fr_FR"/>
+        </w:rPr>
+        <w:t>20</w:t>
+      </w:r>
       <w:r>
         <w:rPr>
           <w:lang w:val="fr_FR" w:bidi="fr_FR"/>
         </w:rPr>
         <w:t xml:space="preserve"> ; </w:t>
       </w:r>
-      <w:hyperlink r:id="rId34">
-        <w:r>
-          <w:rPr>
-            <w:lang w:val="fr_FR" w:bidi="fr_FR"/>
-          </w:rPr>
-          <w:rPr>
-            <w:color w:val="0000EE"/>
-            <w:u w:val="single"/>
-          </w:rPr>
-          <w:t>1 Chroniques 4.15</w:t>
-        </w:r>
-      </w:hyperlink>
+      <w:r>
+        <w:rPr>
+          <w:lang w:val="fr_FR" w:bidi="fr_FR"/>
+        </w:rPr>
+        <w:t>1 Chroniques 4.15</w:t>
+      </w:r>
       <w:r>
         <w:rPr>
           <w:lang w:val="fr_FR" w:bidi="fr_FR"/>
@@ -840,36 +696,24 @@
         </w:rPr>
         <w:t>Corinthe était également renommée pour son luxe ostentatoire et ses excès. La ville s'était fait une réputation de ville aux mœurs légères, où la prostitution était d'ailleurs une pratique courante. À tel point que certains employaient le verbe « corinthianiser » pour désigner un comportement sexuel immoral. Cette atmosphère de débauche posait de sérieux défis à l'église de Corinthe, confrontée aux dérives de l'immoralité (</w:t>
       </w:r>
-      <w:hyperlink r:id="rId35">
-        <w:r>
-          <w:rPr>
-            <w:lang w:val="fr_FR" w:bidi="fr_FR"/>
-          </w:rPr>
-          <w:rPr>
-            <w:color w:val="0000EE"/>
-            <w:u w:val="single"/>
-          </w:rPr>
-          <w:t>1Co 5.1–13</w:t>
-        </w:r>
-      </w:hyperlink>
+      <w:r>
+        <w:rPr>
+          <w:lang w:val="fr_FR" w:bidi="fr_FR"/>
+        </w:rPr>
+        <w:t>1Co 5.1–13</w:t>
+      </w:r>
       <w:r>
         <w:rPr>
           <w:lang w:val="fr_FR" w:bidi="fr_FR"/>
         </w:rPr>
         <w:t xml:space="preserve"> ; </w:t>
       </w:r>
-      <w:hyperlink r:id="rId36">
-        <w:r>
-          <w:rPr>
-            <w:lang w:val="fr_FR" w:bidi="fr_FR"/>
-          </w:rPr>
-          <w:rPr>
-            <w:color w:val="0000EE"/>
-            <w:u w:val="single"/>
-          </w:rPr>
-          <w:t>6.12–20</w:t>
-        </w:r>
-      </w:hyperlink>
+      <w:r>
+        <w:rPr>
+          <w:lang w:val="fr_FR" w:bidi="fr_FR"/>
+        </w:rPr>
+        <w:t>6.12–20</w:t>
+      </w:r>
       <w:r>
         <w:rPr>
           <w:lang w:val="fr_FR" w:bidi="fr_FR"/>
@@ -890,18 +734,12 @@
         </w:rPr>
         <w:t>L'importance de Corinthe était aussi liée aux jeux isthmiques, inaugurés en 523 av. J.-C. et organisés tous les deux ans. Les épreuves étaient de trois types : équestres, gymniques et musicales. À l'époque du Nouveau Testament, les jeux comprenaient des courses de chars et d'autres spectacles romains, pour accompagner les épreuves grecques traditionnelles. L'apôtre Paul évoqua ces concours athlétiques, mentionnant la course et la boxe (</w:t>
       </w:r>
-      <w:hyperlink r:id="rId37">
-        <w:r>
-          <w:rPr>
-            <w:lang w:val="fr_FR" w:bidi="fr_FR"/>
-          </w:rPr>
-          <w:rPr>
-            <w:color w:val="0000EE"/>
-            <w:u w:val="single"/>
-          </w:rPr>
-          <w:t>1Co 9.24–26</w:t>
-        </w:r>
-      </w:hyperlink>
+      <w:r>
+        <w:rPr>
+          <w:lang w:val="fr_FR" w:bidi="fr_FR"/>
+        </w:rPr>
+        <w:t>1Co 9.24–26</w:t>
+      </w:r>
       <w:r>
         <w:rPr>
           <w:lang w:val="fr_FR" w:bidi="fr_FR"/>
@@ -922,18 +760,12 @@
         </w:rPr>
         <w:t>À l'instar de la plupart des cités romaines, Corinthe était parsemée de temples en marbre, symboles de la vénération des dieux et de la participation aux fastes de leurs fêtes. Toutes ces traditions rythmaient le quotidien de ses habitants. Ces célébrations païennes représentaient un obstacle pour l'église corinthienne (</w:t>
       </w:r>
-      <w:hyperlink r:id="rId38">
-        <w:r>
-          <w:rPr>
-            <w:lang w:val="fr_FR" w:bidi="fr_FR"/>
-          </w:rPr>
-          <w:rPr>
-            <w:color w:val="0000EE"/>
-            <w:u w:val="single"/>
-          </w:rPr>
-          <w:t>1Co 8.1–10.33</w:t>
-        </w:r>
-      </w:hyperlink>
+      <w:r>
+        <w:rPr>
+          <w:lang w:val="fr_FR" w:bidi="fr_FR"/>
+        </w:rPr>
+        <w:t>1Co 8.1–10.33</w:t>
+      </w:r>
       <w:r>
         <w:rPr>
           <w:lang w:val="fr_FR" w:bidi="fr_FR"/>
@@ -954,54 +786,36 @@
         </w:rPr>
         <w:t xml:space="preserve">De plus, un important contingent de Juifs déplacés s'installa dans la cité. La plupart arrivèrent sûrement après l'expulsion des juifs opérée par l'empereur Claude de Rome (voir </w:t>
       </w:r>
-      <w:hyperlink r:id="rId39">
-        <w:r>
-          <w:rPr>
-            <w:lang w:val="fr_FR" w:bidi="fr_FR"/>
-          </w:rPr>
-          <w:rPr>
-            <w:color w:val="0000EE"/>
-            <w:u w:val="single"/>
-          </w:rPr>
-          <w:t>Ac 18.2</w:t>
-        </w:r>
-      </w:hyperlink>
+      <w:r>
+        <w:rPr>
+          <w:lang w:val="fr_FR" w:bidi="fr_FR"/>
+        </w:rPr>
+        <w:t>Ac 18.2</w:t>
+      </w:r>
       <w:r>
         <w:rPr>
           <w:lang w:val="fr_FR" w:bidi="fr_FR"/>
         </w:rPr>
         <w:t>). Au cours de son deuxième voyage missionnaire, l'apôtre Paul s'établit à Corinthe, y rencontrant Aquilas et Priscille, qui devinrent ses amis proches et ses collaborateurs fidèles (</w:t>
       </w:r>
-      <w:hyperlink r:id="rId40">
-        <w:r>
-          <w:rPr>
-            <w:lang w:val="fr_FR" w:bidi="fr_FR"/>
-          </w:rPr>
-          <w:rPr>
-            <w:color w:val="0000EE"/>
-            <w:u w:val="single"/>
-          </w:rPr>
-          <w:t>Ac 18.1–3</w:t>
-        </w:r>
-      </w:hyperlink>
+      <w:r>
+        <w:rPr>
+          <w:lang w:val="fr_FR" w:bidi="fr_FR"/>
+        </w:rPr>
+        <w:t>Ac 18.1–3</w:t>
+      </w:r>
       <w:r>
         <w:rPr>
           <w:lang w:val="fr_FR" w:bidi="fr_FR"/>
         </w:rPr>
         <w:t>). Paul demeura à Corinthe plus d'un an et demi, enseignant la parole de Dieu avec ferveur. (</w:t>
       </w:r>
-      <w:hyperlink r:id="rId41">
-        <w:r>
-          <w:rPr>
-            <w:lang w:val="fr_FR" w:bidi="fr_FR"/>
-          </w:rPr>
-          <w:rPr>
-            <w:color w:val="0000EE"/>
-            <w:u w:val="single"/>
-          </w:rPr>
-          <w:t>Ac 18.11</w:t>
-        </w:r>
-      </w:hyperlink>
+      <w:r>
+        <w:rPr>
+          <w:lang w:val="fr_FR" w:bidi="fr_FR"/>
+        </w:rPr>
+        <w:t>Ac 18.11</w:t>
+      </w:r>
       <w:r>
         <w:rPr>
           <w:lang w:val="fr_FR" w:bidi="fr_FR"/>
@@ -1045,108 +859,72 @@
           <w:lang w:val="fr_FR" w:bidi="fr_FR"/>
         </w:rPr>
       </w:r>
-      <w:hyperlink r:id="rId42">
-        <w:r>
-          <w:rPr>
-            <w:lang w:val="fr_FR" w:bidi="fr_FR"/>
-          </w:rPr>
-          <w:rPr>
-            <w:color w:val="0000EE"/>
-            <w:u w:val="single"/>
-          </w:rPr>
-          <w:t>Actes 18.1–18</w:t>
-        </w:r>
-      </w:hyperlink>
+      <w:r>
+        <w:rPr>
+          <w:lang w:val="fr_FR" w:bidi="fr_FR"/>
+        </w:rPr>
+        <w:t>Actes 18.1–18</w:t>
+      </w:r>
       <w:r>
         <w:rPr>
           <w:lang w:val="fr_FR" w:bidi="fr_FR"/>
         </w:rPr>
         <w:t xml:space="preserve"> ; </w:t>
       </w:r>
-      <w:hyperlink r:id="rId43">
-        <w:r>
-          <w:rPr>
-            <w:lang w:val="fr_FR" w:bidi="fr_FR"/>
-          </w:rPr>
-          <w:rPr>
-            <w:color w:val="0000EE"/>
-            <w:u w:val="single"/>
-          </w:rPr>
-          <w:t>1 Corinthiens 1.1–2</w:t>
-        </w:r>
-      </w:hyperlink>
+      <w:r>
+        <w:rPr>
+          <w:lang w:val="fr_FR" w:bidi="fr_FR"/>
+        </w:rPr>
+        <w:t>1 Corinthiens 1.1–2</w:t>
+      </w:r>
       <w:r>
         <w:rPr>
           <w:lang w:val="fr_FR" w:bidi="fr_FR"/>
         </w:rPr>
         <w:t xml:space="preserve"> ; </w:t>
       </w:r>
-      <w:hyperlink r:id="rId44">
-        <w:r>
-          <w:rPr>
-            <w:lang w:val="fr_FR" w:bidi="fr_FR"/>
-          </w:rPr>
-          <w:rPr>
-            <w:color w:val="0000EE"/>
-            <w:u w:val="single"/>
-          </w:rPr>
-          <w:t>16.5–20</w:t>
-        </w:r>
-      </w:hyperlink>
+      <w:r>
+        <w:rPr>
+          <w:lang w:val="fr_FR" w:bidi="fr_FR"/>
+        </w:rPr>
+        <w:t>16.5–20</w:t>
+      </w:r>
       <w:r>
         <w:rPr>
           <w:lang w:val="fr_FR" w:bidi="fr_FR"/>
         </w:rPr>
         <w:t xml:space="preserve"> ; </w:t>
       </w:r>
-      <w:hyperlink r:id="rId45">
-        <w:r>
-          <w:rPr>
-            <w:lang w:val="fr_FR" w:bidi="fr_FR"/>
-          </w:rPr>
-          <w:rPr>
-            <w:color w:val="0000EE"/>
-            <w:u w:val="single"/>
-          </w:rPr>
-          <w:t>2 Corinthiens 1.1</w:t>
-        </w:r>
-      </w:hyperlink>
+      <w:r>
+        <w:rPr>
+          <w:lang w:val="fr_FR" w:bidi="fr_FR"/>
+        </w:rPr>
+        <w:t>2 Corinthiens 1.1</w:t>
+      </w:r>
       <w:r>
         <w:rPr>
           <w:lang w:val="fr_FR" w:bidi="fr_FR"/>
         </w:rPr>
         <w:t xml:space="preserve"> ; </w:t>
       </w:r>
-      <w:hyperlink r:id="rId46">
-        <w:r>
-          <w:rPr>
-            <w:lang w:val="fr_FR" w:bidi="fr_FR"/>
-          </w:rPr>
-          <w:rPr>
-            <w:color w:val="0000EE"/>
-            <w:u w:val="single"/>
-          </w:rPr>
-          <w:t>13.1</w:t>
-        </w:r>
-      </w:hyperlink>
+      <w:r>
+        <w:rPr>
+          <w:lang w:val="fr_FR" w:bidi="fr_FR"/>
+        </w:rPr>
+        <w:t>13.1</w:t>
+      </w:r>
       <w:r>
         <w:rPr>
           <w:lang w:val="fr_FR" w:bidi="fr_FR"/>
         </w:rPr>
         <w:t xml:space="preserve"> ; </w:t>
       </w:r>
-      <w:hyperlink r:id="rId47">
-        <w:r>
-          <w:rPr>
-            <w:lang w:val="fr_FR" w:bidi="fr_FR"/>
-          </w:rPr>
-          <w:rPr>
-            <w:color w:val="0000EE"/>
-            <w:u w:val="single"/>
-          </w:rPr>
-          <w:t>2 Timothée 4.20</w:t>
-        </w:r>
-      </w:hyperlink>
+      <w:r>
+        <w:rPr>
+          <w:lang w:val="fr_FR" w:bidi="fr_FR"/>
+        </w:rPr>
+        <w:t>2 Timothée 4.20</w:t>
+      </w:r>
       <w:r>
         <w:rPr>
           <w:lang w:val="fr_FR" w:bidi="fr_FR"/>
@@ -1195,18 +973,12 @@
         </w:rPr>
         <w:t xml:space="preserve">Cyrus II, roi de Perse de 559 à 530 av. J.‑C., a fondé l'empire du même nom. Son père était aussi le roi de Perse, une petite nation alors sous l’égide des Mèdes à l'époque, et sa mère était la fille du roi des Mèdes. En 549 av. J.‑C., Cyrus conquit la Médie, unifiant ainsi les deux nations. Poursuivant sa marche conquérante, il soumit la Lydie en Asie Mineure en 547 av. J.-C., puis, tourné vers l’Orient, il étendit son empire en y incorporant la Parthie ainsi qu’une partie de l’Inde. Enfin, le 29 octobre 539 av. J.-C., il s’empara de Babylone, intégrant cette cité majeure au sein de son empire (voir </w:t>
       </w:r>
-      <w:hyperlink r:id="rId48">
-        <w:r>
-          <w:rPr>
-            <w:lang w:val="fr_FR" w:bidi="fr_FR"/>
-          </w:rPr>
-          <w:rPr>
-            <w:color w:val="0000EE"/>
-            <w:u w:val="single"/>
-          </w:rPr>
-          <w:t>Dn 5.30–31</w:t>
-        </w:r>
-      </w:hyperlink>
+      <w:r>
+        <w:rPr>
+          <w:lang w:val="fr_FR" w:bidi="fr_FR"/>
+        </w:rPr>
+        <w:t>Dn 5.30–31</w:t>
+      </w:r>
       <w:r>
         <w:rPr>
           <w:lang w:val="fr_FR" w:bidi="fr_FR"/>
@@ -1227,36 +999,24 @@
         </w:rPr>
         <w:t xml:space="preserve">Après la chute de Babylone, Cyrus émit un décret autorisant le peuple juif à retourner dans sa patrie et à reconstruire le temple de Jérusalem. La partie de ce décret qui concernait les Juifs est consignée dans </w:t>
       </w:r>
-      <w:hyperlink r:id="rId49">
-        <w:r>
-          <w:rPr>
-            <w:lang w:val="fr_FR" w:bidi="fr_FR"/>
-          </w:rPr>
-          <w:rPr>
-            <w:color w:val="0000EE"/>
-            <w:u w:val="single"/>
-          </w:rPr>
-          <w:t>2Ch 36.22–23</w:t>
-        </w:r>
-      </w:hyperlink>
+      <w:r>
+        <w:rPr>
+          <w:lang w:val="fr_FR" w:bidi="fr_FR"/>
+        </w:rPr>
+        <w:t>2Ch 36.22–23</w:t>
+      </w:r>
       <w:r>
         <w:rPr>
           <w:lang w:val="fr_FR" w:bidi="fr_FR"/>
         </w:rPr>
         <w:t xml:space="preserve"> et </w:t>
       </w:r>
-      <w:hyperlink r:id="rId50">
-        <w:r>
-          <w:rPr>
-            <w:lang w:val="fr_FR" w:bidi="fr_FR"/>
-          </w:rPr>
-          <w:rPr>
-            <w:color w:val="0000EE"/>
-            <w:u w:val="single"/>
-          </w:rPr>
-          <w:t>Esd 1.1–4</w:t>
-        </w:r>
-      </w:hyperlink>
+      <w:r>
+        <w:rPr>
+          <w:lang w:val="fr_FR" w:bidi="fr_FR"/>
+        </w:rPr>
+        <w:t>Esd 1.1–4</w:t>
+      </w:r>
       <w:r>
         <w:rPr>
           <w:lang w:val="fr_FR" w:bidi="fr_FR"/>
@@ -1275,36 +1035,24 @@
         </w:rPr>
         <w:t>cylindre de Cyrus, découvert à Babylone entre 1879 et 1882, témoigne de cette politique bienveillante en relatant la conduite magnanime de Cyrus envers les peuples conquis. Le prophète Ésaïe reconnut en Cyrus le futur libérateur de Juda (</w:t>
       </w:r>
-      <w:hyperlink r:id="rId51">
-        <w:r>
-          <w:rPr>
-            <w:lang w:val="fr_FR" w:bidi="fr_FR"/>
-          </w:rPr>
-          <w:rPr>
-            <w:color w:val="0000EE"/>
-            <w:u w:val="single"/>
-          </w:rPr>
-          <w:t>Es 44.28–45.13</w:t>
-        </w:r>
-      </w:hyperlink>
+      <w:r>
+        <w:rPr>
+          <w:lang w:val="fr_FR" w:bidi="fr_FR"/>
+        </w:rPr>
+        <w:t>Es 44.28–45.13</w:t>
+      </w:r>
       <w:r>
         <w:rPr>
           <w:lang w:val="fr_FR" w:bidi="fr_FR"/>
         </w:rPr>
         <w:t>) et le désigna comme l'oint du Seigneur (</w:t>
       </w:r>
-      <w:hyperlink r:id="rId52">
-        <w:r>
-          <w:rPr>
-            <w:lang w:val="fr_FR" w:bidi="fr_FR"/>
-          </w:rPr>
-          <w:rPr>
-            <w:color w:val="0000EE"/>
-            <w:u w:val="single"/>
-          </w:rPr>
-          <w:t>Es 45.1</w:t>
-        </w:r>
-      </w:hyperlink>
+      <w:r>
+        <w:rPr>
+          <w:lang w:val="fr_FR" w:bidi="fr_FR"/>
+        </w:rPr>
+        <w:t>Es 45.1</w:t>
+      </w:r>
       <w:r>
         <w:rPr>
           <w:lang w:val="fr_FR" w:bidi="fr_FR"/>
@@ -1360,180 +1108,120 @@
           <w:lang w:val="fr_FR" w:bidi="fr_FR"/>
         </w:rPr>
       </w:r>
-      <w:hyperlink r:id="rId49">
-        <w:r>
-          <w:rPr>
-            <w:lang w:val="fr_FR" w:bidi="fr_FR"/>
-          </w:rPr>
-          <w:rPr>
-            <w:color w:val="0000EE"/>
-            <w:u w:val="single"/>
-          </w:rPr>
-          <w:t>2 Chroniques 36.22–23</w:t>
-        </w:r>
-      </w:hyperlink>
+      <w:r>
+        <w:rPr>
+          <w:lang w:val="fr_FR" w:bidi="fr_FR"/>
+        </w:rPr>
+        <w:t>2 Chroniques 36.22–23</w:t>
+      </w:r>
       <w:r>
         <w:rPr>
           <w:lang w:val="fr_FR" w:bidi="fr_FR"/>
         </w:rPr>
         <w:t xml:space="preserve"> ; </w:t>
       </w:r>
-      <w:hyperlink r:id="rId53">
-        <w:r>
-          <w:rPr>
-            <w:lang w:val="fr_FR" w:bidi="fr_FR"/>
-          </w:rPr>
-          <w:rPr>
-            <w:color w:val="0000EE"/>
-            <w:u w:val="single"/>
-          </w:rPr>
-          <w:t>Esdras 1.1–11</w:t>
-        </w:r>
-      </w:hyperlink>
+      <w:r>
+        <w:rPr>
+          <w:lang w:val="fr_FR" w:bidi="fr_FR"/>
+        </w:rPr>
+        <w:t>Esdras 1.1–11</w:t>
+      </w:r>
       <w:r>
         <w:rPr>
           <w:lang w:val="fr_FR" w:bidi="fr_FR"/>
         </w:rPr>
         <w:t xml:space="preserve"> ; </w:t>
       </w:r>
-      <w:hyperlink r:id="rId54">
-        <w:r>
-          <w:rPr>
-            <w:lang w:val="fr_FR" w:bidi="fr_FR"/>
-          </w:rPr>
-          <w:rPr>
-            <w:color w:val="0000EE"/>
-            <w:u w:val="single"/>
-          </w:rPr>
-          <w:t>3.7</w:t>
-        </w:r>
-      </w:hyperlink>
+      <w:r>
+        <w:rPr>
+          <w:lang w:val="fr_FR" w:bidi="fr_FR"/>
+        </w:rPr>
+        <w:t>3.7</w:t>
+      </w:r>
       <w:r>
         <w:rPr>
           <w:lang w:val="fr_FR" w:bidi="fr_FR"/>
         </w:rPr>
         <w:t xml:space="preserve"> ; </w:t>
       </w:r>
-      <w:hyperlink r:id="rId55">
-        <w:r>
-          <w:rPr>
-            <w:lang w:val="fr_FR" w:bidi="fr_FR"/>
-          </w:rPr>
-          <w:rPr>
-            <w:color w:val="0000EE"/>
-            <w:u w:val="single"/>
-          </w:rPr>
-          <w:t>4.1–5</w:t>
-        </w:r>
-      </w:hyperlink>
+      <w:r>
+        <w:rPr>
+          <w:lang w:val="fr_FR" w:bidi="fr_FR"/>
+        </w:rPr>
+        <w:t>4.1–5</w:t>
+      </w:r>
       <w:r>
         <w:rPr>
           <w:lang w:val="fr_FR" w:bidi="fr_FR"/>
         </w:rPr>
         <w:t xml:space="preserve"> ; </w:t>
       </w:r>
-      <w:hyperlink r:id="rId56">
-        <w:r>
-          <w:rPr>
-            <w:lang w:val="fr_FR" w:bidi="fr_FR"/>
-          </w:rPr>
-          <w:rPr>
-            <w:color w:val="0000EE"/>
-            <w:u w:val="single"/>
-          </w:rPr>
-          <w:t>5.6–17</w:t>
-        </w:r>
-      </w:hyperlink>
+      <w:r>
+        <w:rPr>
+          <w:lang w:val="fr_FR" w:bidi="fr_FR"/>
+        </w:rPr>
+        <w:t>5.6–17</w:t>
+      </w:r>
       <w:r>
         <w:rPr>
           <w:lang w:val="fr_FR" w:bidi="fr_FR"/>
         </w:rPr>
         <w:t xml:space="preserve"> ; </w:t>
       </w:r>
-      <w:hyperlink r:id="rId57">
-        <w:r>
-          <w:rPr>
-            <w:lang w:val="fr_FR" w:bidi="fr_FR"/>
-          </w:rPr>
-          <w:rPr>
-            <w:color w:val="0000EE"/>
-            <w:u w:val="single"/>
-          </w:rPr>
-          <w:t>6.14–15</w:t>
-        </w:r>
-      </w:hyperlink>
+      <w:r>
+        <w:rPr>
+          <w:lang w:val="fr_FR" w:bidi="fr_FR"/>
+        </w:rPr>
+        <w:t>6.14–15</w:t>
+      </w:r>
       <w:r>
         <w:rPr>
           <w:lang w:val="fr_FR" w:bidi="fr_FR"/>
         </w:rPr>
         <w:t xml:space="preserve"> ; </w:t>
       </w:r>
-      <w:hyperlink r:id="rId51">
-        <w:r>
-          <w:rPr>
-            <w:lang w:val="fr_FR" w:bidi="fr_FR"/>
-          </w:rPr>
-          <w:rPr>
-            <w:color w:val="0000EE"/>
-            <w:u w:val="single"/>
-          </w:rPr>
-          <w:t>Ésaïe 44.28–45.13</w:t>
-        </w:r>
-      </w:hyperlink>
+      <w:r>
+        <w:rPr>
+          <w:lang w:val="fr_FR" w:bidi="fr_FR"/>
+        </w:rPr>
+        <w:t>Ésaïe 44.28–45.13</w:t>
+      </w:r>
       <w:r>
         <w:rPr>
           <w:lang w:val="fr_FR" w:bidi="fr_FR"/>
         </w:rPr>
         <w:t xml:space="preserve"> ; </w:t>
       </w:r>
-      <w:hyperlink r:id="rId58">
-        <w:r>
-          <w:rPr>
-            <w:lang w:val="fr_FR" w:bidi="fr_FR"/>
-          </w:rPr>
-          <w:rPr>
-            <w:color w:val="0000EE"/>
-            <w:u w:val="single"/>
-          </w:rPr>
-          <w:t>48.14–16</w:t>
-        </w:r>
-      </w:hyperlink>
+      <w:r>
+        <w:rPr>
+          <w:lang w:val="fr_FR" w:bidi="fr_FR"/>
+        </w:rPr>
+        <w:t>48.14–16</w:t>
+      </w:r>
       <w:r>
         <w:rPr>
           <w:lang w:val="fr_FR" w:bidi="fr_FR"/>
         </w:rPr>
         <w:t xml:space="preserve"> ; </w:t>
       </w:r>
-      <w:hyperlink r:id="rId59">
-        <w:r>
-          <w:rPr>
-            <w:lang w:val="fr_FR" w:bidi="fr_FR"/>
-          </w:rPr>
-          <w:rPr>
-            <w:color w:val="0000EE"/>
-            <w:u w:val="single"/>
-          </w:rPr>
-          <w:t>Daniel 6.28</w:t>
-        </w:r>
-      </w:hyperlink>
+      <w:r>
+        <w:rPr>
+          <w:lang w:val="fr_FR" w:bidi="fr_FR"/>
+        </w:rPr>
+        <w:t>Daniel 6.28</w:t>
+      </w:r>
       <w:r>
         <w:rPr>
           <w:lang w:val="fr_FR" w:bidi="fr_FR"/>
         </w:rPr>
         <w:t xml:space="preserve"> ; </w:t>
       </w:r>
-      <w:hyperlink r:id="rId60">
-        <w:r>
-          <w:rPr>
-            <w:lang w:val="fr_FR" w:bidi="fr_FR"/>
-          </w:rPr>
-          <w:rPr>
-            <w:color w:val="0000EE"/>
-            <w:u w:val="single"/>
-          </w:rPr>
-          <w:t>10.1</w:t>
-        </w:r>
-      </w:hyperlink>
+      <w:r>
+        <w:rPr>
+          <w:lang w:val="fr_FR" w:bidi="fr_FR"/>
+        </w:rPr>
+        <w:t>10.1</w:t>
+      </w:r>
       <w:r>
         <w:rPr>
           <w:lang w:val="fr_FR" w:bidi="fr_FR"/>
